--- a/relatorio_RCD_1F_Grupo9 .docx
+++ b/relatorio_RCD_1F_Grupo9 .docx
@@ -118,7 +118,7 @@
     </w:p>
     <w:p>
       <w:pPr>
-        <w:spacing w:before="600" w:after="100"/>
+        <w:spacing w:before="600" w:after="100" w:line="600" w:lineRule="auto"/>
         <w:jc w:val="center"/>
       </w:pPr>
       <w:r>
@@ -134,22 +134,6 @@
     </w:p>
     <w:p>
       <w:pPr>
-        <w:spacing w:after="600"/>
-        <w:jc w:val="center"/>
-      </w:pPr>
-      <w:r>
-        <w:rPr>
-          <w:b/>
-          <w:bCs/>
-          <w:color w:val="2E75B6"/>
-          <w:sz w:val="32"/>
-          <w:szCs w:val="32"/>
-        </w:rPr>
-        <w:t>1.ª Fase — Planeamento de Endereçamento IP</w:t>
-      </w:r>
-    </w:p>
-    <w:p>
-      <w:pPr>
         <w:pBdr>
           <w:bottom w:val="single" w:sz="8" w:space="1" w:color="2E75B6"/>
         </w:pBdr>
@@ -295,38 +279,47 @@
     </w:p>
     <w:p>
       <w:pPr>
-        <w:spacing w:before="100" w:after="100"/>
-        <w:jc w:val="both"/>
-      </w:pPr>
-      <w:r>
+        <w:spacing w:before="60" w:after="100"/>
+        <w:jc w:val="both"/>
         <w:rPr>
           <w:color w:val="000000"/>
         </w:rPr>
-        <w:t>O presente relatório diz respeito à primeira fase do Projeto Prático da unidade curricular de Redes e Comunicação de Dados, do ano letivo 2025/2026, da Universidade da Madeira.</w:t>
+      </w:pPr>
+      <w:r>
+        <w:rPr>
+          <w:color w:val="000000"/>
+        </w:rPr>
+        <w:t>O presente relatório diz respeito ao Projeto Prático da unidade curricular de Redes e Comunicação de Dados, do ano letivo 2025/2026, da Universidade da Madeira, abrangendo as duas fases de desenvolvimento.</w:t>
       </w:r>
     </w:p>
     <w:p>
       <w:pPr>
         <w:spacing w:before="60" w:after="100"/>
         <w:jc w:val="both"/>
-      </w:pPr>
-      <w:r>
         <w:rPr>
           <w:color w:val="000000"/>
         </w:rPr>
-        <w:t>O principal objetivo desta fase consiste no planeamento e dimensionamento do endereçamento IP para duas localizações distintas — Aveiro e Covilhã — recorrendo à técnica VLSM (Variable Length Subnet Masking). Este método permite subdividir um bloco de endereços de forma eficiente, evitando o desperdício de endereços IP ao ajustar o tamanho de cada sub-rede às necessidades reais de cada segmento de rede.</w:t>
+      </w:pPr>
+      <w:r>
+        <w:rPr>
+          <w:color w:val="000000"/>
+        </w:rPr>
+        <w:t>A primeira fase consistiu no planeamento e dimensionamento do endereçamento IP para duas localizações distintas — Aveiro e Covilhã — recorrendo à técnica VLSM (Variable Length Subnet Masking), permitindo subdividir um bloco de endereços de forma eficiente, ajustando o tamanho de cada sub-rede às necessidades reais de cada segmento. Foi também construída a topologia física da rede no Packet Tracer, com as ligações entre todos os equipamentos definidos no enunciado.</w:t>
       </w:r>
     </w:p>
     <w:p>
       <w:pPr>
         <w:spacing w:before="60" w:after="100"/>
         <w:jc w:val="both"/>
-      </w:pPr>
-      <w:r>
         <w:rPr>
           <w:color w:val="000000"/>
         </w:rPr>
-        <w:t>A metodologia adotada passou por: (1) identificar o número de hosts necessários em cada sub-rede; (2) ordenar as sub-redes da maior para a menor necessidade; (3) calcular a potência de 2 mínima suficiente; (4) atribuir os blocos de forma sequencial, sem sobreposição. Para além do planeamento IP, foi também construída a topologia física da rede no Packet Tracer, com as ligações entre todos os equipamentos definidos no enunciado.</w:t>
+      </w:pPr>
+      <w:r>
+        <w:rPr>
+          <w:color w:val="000000"/>
+        </w:rPr>
+        <w:t>A segunda fase consistiu na configuração completa de toda a infraestrutura de rede. Foram realizadas as configurações básicas de segurança em todos os equipamentos (passwords, SSH, NTP, banner MOTD, encriptação), a configuração das interfaces dos routers em modo router-on-a-stick, a segmentação por VLANs com ligações trunk entre switches, a agregação de links com o protocolo LaCP, o serviço DHCP a partir de servidores dedicados, o routing dinâmico com RIPv2 e o acesso à Internet através de NAT Overload. Como extras, foram adicionados um servidor FTP para backup das configurações e uma estação de trabalho dedicada ao administrador com IP fixo na VLAN de gestão.</w:t>
       </w:r>
     </w:p>
     <w:p>
@@ -334,12 +327,6 @@
         <w:spacing w:before="60" w:after="100"/>
         <w:jc w:val="both"/>
       </w:pPr>
-      <w:r>
-        <w:rPr>
-          <w:color w:val="000000"/>
-        </w:rPr>
-        <w:t>Em Aveiro, o endereço base atribuído é 10.99.9.0/24, sendo criadas 6 sub-redes (Quiosque, Guest, IoT, Servers, Printers e Management). Em Covilhã, o endereço base é 10.30.9.0/24, com 6 sub-redes distintas (Guest, Management, Servers, SOC, Security e Printers).</w:t>
-      </w:r>
       <w:r>
         <w:br w:type="page"/>
       </w:r>
@@ -823,6 +810,29 @@
       <w:pPr>
         <w:pStyle w:val="PargrafodaLista"/>
         <w:numPr>
+          <w:ilvl w:val="1"/>
+          <w:numId w:val="8"/>
+        </w:numPr>
+        <w:spacing w:before="200" w:after="100" w:line="276" w:lineRule="auto"/>
+        <w:jc w:val="both"/>
+        <w:rPr>
+          <w:color w:val="000000" w:themeColor="text1"/>
+        </w:rPr>
+      </w:pPr>
+      <w:hyperlink w:anchor="_EXTRAS_:SERVIDOR_FTP" w:history="1">
+        <w:r>
+          <w:rPr>
+            <w:rStyle w:val="Hiperligao"/>
+            <w:color w:val="000000" w:themeColor="text1"/>
+          </w:rPr>
+          <w:t>EXTRAS :SERVIDOR FTP E PC ADMIN</w:t>
+        </w:r>
+      </w:hyperlink>
+    </w:p>
+    <w:p>
+      <w:pPr>
+        <w:pStyle w:val="PargrafodaLista"/>
+        <w:numPr>
           <w:ilvl w:val="0"/>
           <w:numId w:val="8"/>
         </w:numPr>
@@ -933,7 +943,19 @@
         <w:rPr>
           <w:color w:val="000000"/>
         </w:rPr>
-        <w:t>A crescente complexidade das redes de computadores exige um planeamento rigoroso do endereçamento IP, de forma a garantir uma gestão eficiente dos recursos disponíveis e a escalabilidade futura das infraestruturas. Nesse contexto, a técnica VLSM (Variable Length Subnet Masking) surge como uma solução fundamental, ao permitir a criação de sub-redes com dimensões variáveis, adaptadas às necessidades reais de cada segmento.</w:t>
+        <w:t>A crescente complexidade das redes de computadores exige um planeamento rigoroso do endereçamento IP, de forma a garantir uma gestão eficiente dos recursos disponíveis e a escalabilidade futura das infraestruturas. Nes</w:t>
+      </w:r>
+      <w:r>
+        <w:rPr>
+          <w:color w:val="000000"/>
+        </w:rPr>
+        <w:t>s</w:t>
+      </w:r>
+      <w:r>
+        <w:rPr>
+          <w:color w:val="000000"/>
+        </w:rPr>
+        <w:t>e contexto, a técnica VLSM (Variable Length Subnet Masking) surge como uma solução fundamental, ao permitir a criação de sub-redes com dimensões variáveis, adaptadas às necessidades reais de cada segmento.</w:t>
       </w:r>
     </w:p>
     <w:p>
@@ -1037,7 +1059,7 @@
           <w:noProof/>
         </w:rPr>
         <w:drawing>
-          <wp:anchor distT="0" distB="0" distL="114300" distR="114300" simplePos="0" relativeHeight="251659264" behindDoc="1" locked="0" layoutInCell="1" allowOverlap="1" wp14:anchorId="67E89F69" wp14:editId="13B74AB7">
+          <wp:anchor distT="0" distB="0" distL="114300" distR="114300" simplePos="0" relativeHeight="251659264" behindDoc="1" locked="0" layoutInCell="1" allowOverlap="1" wp14:anchorId="67E89F69" wp14:editId="263ED766">
             <wp:simplePos x="0" y="0"/>
             <wp:positionH relativeFrom="margin">
               <wp:align>center</wp:align>
@@ -13355,10 +13377,10 @@
       </w:pPr>
       <w:r>
         <w:object w:dxaOrig="9356" w:dyaOrig="5235" w14:anchorId="399F3793">
-          <v:rect id="rectole0000000002" o:spid="_x0000_i1025" style="width:499.3pt;height:216.95pt" o:ole="" o:preferrelative="t" stroked="f">
+          <v:rect id="rectole0000000002" o:spid="_x0000_i1025" style="width:499pt;height:216.85pt" o:ole="" o:preferrelative="t" stroked="f">
             <v:imagedata r:id="rId9" o:title=""/>
           </v:rect>
-          <o:OLEObject Type="Embed" ProgID="StaticMetafile" ShapeID="rectole0000000002" DrawAspect="Content" ObjectID="_1841060027" r:id="rId10"/>
+          <o:OLEObject Type="Embed" ProgID="StaticMetafile" ShapeID="rectole0000000002" DrawAspect="Content" ObjectID="_1841077003" r:id="rId10"/>
         </w:object>
       </w:r>
     </w:p>
@@ -13369,10 +13391,10 @@
       </w:pPr>
       <w:r>
         <w:object w:dxaOrig="9434" w:dyaOrig="5921" w14:anchorId="58D1FA62">
-          <v:rect id="rectole0000000003" o:spid="_x0000_i1026" style="width:503.05pt;height:295.95pt" o:ole="" o:preferrelative="t" stroked="f">
+          <v:rect id="rectole0000000003" o:spid="_x0000_i1026" style="width:502.75pt;height:295.9pt" o:ole="" o:preferrelative="t" stroked="f">
             <v:imagedata r:id="rId11" o:title=""/>
           </v:rect>
-          <o:OLEObject Type="Embed" ProgID="StaticMetafile" ShapeID="rectole0000000003" DrawAspect="Content" ObjectID="_1841060028" r:id="rId12"/>
+          <o:OLEObject Type="Embed" ProgID="StaticMetafile" ShapeID="rectole0000000003" DrawAspect="Content" ObjectID="_1841077004" r:id="rId12"/>
         </w:object>
       </w:r>
     </w:p>
@@ -13413,10 +13435,10 @@
       </w:pPr>
       <w:r>
         <w:object w:dxaOrig="9356" w:dyaOrig="5521" w14:anchorId="1317CF31">
-          <v:rect id="rectole0000000004" o:spid="_x0000_i1027" style="width:468pt;height:275.85pt" o:ole="" o:preferrelative="t" stroked="f">
+          <v:rect id="rectole0000000004" o:spid="_x0000_i1027" style="width:467.8pt;height:275.95pt" o:ole="" o:preferrelative="t" stroked="f">
             <v:imagedata r:id="rId13" o:title=""/>
           </v:rect>
-          <o:OLEObject Type="Embed" ProgID="StaticMetafile" ShapeID="rectole0000000004" DrawAspect="Content" ObjectID="_1841060029" r:id="rId14"/>
+          <o:OLEObject Type="Embed" ProgID="StaticMetafile" ShapeID="rectole0000000004" DrawAspect="Content" ObjectID="_1841077005" r:id="rId14"/>
         </w:object>
       </w:r>
     </w:p>
@@ -13427,10 +13449,10 @@
       </w:pPr>
       <w:r>
         <w:object w:dxaOrig="9356" w:dyaOrig="6787" w14:anchorId="518C63C3">
-          <v:rect id="rectole0000000005" o:spid="_x0000_i1028" style="width:468pt;height:339.9pt" o:ole="" o:preferrelative="t" stroked="f">
+          <v:rect id="rectole0000000005" o:spid="_x0000_i1028" style="width:467.8pt;height:340pt" o:ole="" o:preferrelative="t" stroked="f">
             <v:imagedata r:id="rId15" o:title=""/>
           </v:rect>
-          <o:OLEObject Type="Embed" ProgID="StaticMetafile" ShapeID="rectole0000000005" DrawAspect="Content" ObjectID="_1841060030" r:id="rId16"/>
+          <o:OLEObject Type="Embed" ProgID="StaticMetafile" ShapeID="rectole0000000005" DrawAspect="Content" ObjectID="_1841077006" r:id="rId16"/>
         </w:object>
       </w:r>
     </w:p>
@@ -13469,15 +13491,87 @@
     </w:p>
     <w:p>
       <w:pPr>
+        <w:spacing w:before="200" w:after="100"/>
+        <w:jc w:val="both"/>
+        <w:rPr>
+          <w:bCs/>
+          <w:color w:val="000000" w:themeColor="text1"/>
+          <w:sz w:val="22"/>
+          <w:szCs w:val="22"/>
+        </w:rPr>
+      </w:pPr>
+      <w:r>
+        <w:rPr>
+          <w:bCs/>
+          <w:color w:val="000000" w:themeColor="text1"/>
+          <w:sz w:val="22"/>
+          <w:szCs w:val="22"/>
+        </w:rPr>
+        <w:t xml:space="preserve">As passwords definidas no enunciado não cumprem o requisito mínimo de 16 caracteres imposto pela alínea j). Após a aplicação do comando </w:t>
+      </w:r>
+      <w:r>
+        <w:rPr>
+          <w:b/>
+          <w:color w:val="4C94D8" w:themeColor="text2" w:themeTint="80"/>
+          <w:sz w:val="22"/>
+          <w:szCs w:val="22"/>
+        </w:rPr>
+        <w:t>security passwords min-length 16</w:t>
+      </w:r>
+      <w:r>
+        <w:rPr>
+          <w:bCs/>
+          <w:color w:val="000000" w:themeColor="text1"/>
+          <w:sz w:val="22"/>
+          <w:szCs w:val="22"/>
+        </w:rPr>
+        <w:t>, o próprio IOS recusa qualquer password que não satisfaça este critério, tornando a substituição obrigatória e não opcional.</w:t>
+      </w:r>
+    </w:p>
+    <w:p>
+      <w:pPr>
+        <w:spacing w:before="200" w:after="100"/>
+        <w:jc w:val="both"/>
+        <w:rPr>
+          <w:bCs/>
+          <w:color w:val="000000" w:themeColor="text1"/>
+          <w:sz w:val="22"/>
+          <w:szCs w:val="22"/>
+        </w:rPr>
+      </w:pPr>
+      <w:r>
+        <w:rPr>
+          <w:bCs/>
+          <w:color w:val="000000" w:themeColor="text1"/>
+          <w:sz w:val="22"/>
+          <w:szCs w:val="22"/>
+        </w:rPr>
+        <w:t>Do ponto de vista da segurança, passwords mais longas aumentam exponencialmente o número de combinações possíveis, dificultando ataques de força bruta. Esta medida, aliada ao bloqueio de login após tentativas falhadas (alínea g) e à encriptação das passwords (alínea m), garante uma postura de segurança robusta em toda a infraestrutura.</w:t>
+      </w:r>
+    </w:p>
+    <w:p>
+      <w:pPr>
+        <w:spacing w:before="200" w:after="100"/>
+        <w:jc w:val="both"/>
+        <w:rPr>
+          <w:bCs/>
+          <w:color w:val="000000" w:themeColor="text1"/>
+          <w:sz w:val="22"/>
+          <w:szCs w:val="22"/>
+        </w:rPr>
+      </w:pPr>
+    </w:p>
+    <w:p>
+      <w:pPr>
         <w:pStyle w:val="Ttulo2"/>
         <w:jc w:val="both"/>
       </w:pPr>
       <w:r>
         <w:object w:dxaOrig="9356" w:dyaOrig="3543" w14:anchorId="4BABF45F">
-          <v:rect id="rectole0000000006" o:spid="_x0000_i1029" style="width:468pt;height:177.2pt" o:ole="" o:preferrelative="t" stroked="f">
+          <v:rect id="rectole0000000006" o:spid="_x0000_i1029" style="width:467.8pt;height:177.3pt" o:ole="" o:preferrelative="t" stroked="f">
             <v:imagedata r:id="rId17" o:title=""/>
           </v:rect>
-          <o:OLEObject Type="Embed" ProgID="StaticMetafile" ShapeID="rectole0000000006" DrawAspect="Content" ObjectID="_1841060031" r:id="rId18"/>
+          <o:OLEObject Type="Embed" ProgID="StaticMetafile" ShapeID="rectole0000000006" DrawAspect="Content" ObjectID="_1841077007" r:id="rId18"/>
         </w:object>
       </w:r>
     </w:p>
@@ -13544,7 +13638,23 @@
           <w:sz w:val="22"/>
           <w:szCs w:val="22"/>
         </w:rPr>
-        <w:t xml:space="preserve">. Esta abordagem consiste na utilização de uma única interface física (GigabitEthernet 0/0) subdividida em múltiplas sub-interfaces lógicas, uma para cada VLAN. </w:t>
+        <w:t>. Esta abordagem consiste na utilização de uma única interface física (</w:t>
+      </w:r>
+      <w:r>
+        <w:rPr>
+          <w:color w:val="000000"/>
+          <w:sz w:val="22"/>
+          <w:szCs w:val="22"/>
+        </w:rPr>
+        <w:t>Fast</w:t>
+      </w:r>
+      <w:r>
+        <w:rPr>
+          <w:color w:val="000000"/>
+          <w:sz w:val="22"/>
+          <w:szCs w:val="22"/>
+        </w:rPr>
+        <w:t xml:space="preserve">Ethernet 0/0) subdividida em múltiplas sub-interfaces lógicas, uma para cada VLAN. </w:t>
       </w:r>
     </w:p>
     <w:p>
@@ -13735,90 +13845,6 @@
         <w:spacing w:before="200" w:after="100"/>
         <w:jc w:val="both"/>
         <w:rPr>
-          <w:i/>
-          <w:color w:val="000000"/>
-          <w:sz w:val="14"/>
-          <w:szCs w:val="20"/>
-        </w:rPr>
-      </w:pPr>
-    </w:p>
-    <w:p>
-      <w:pPr>
-        <w:spacing w:before="200" w:after="100"/>
-        <w:jc w:val="both"/>
-        <w:rPr>
-          <w:i/>
-          <w:color w:val="000000"/>
-          <w:sz w:val="14"/>
-          <w:szCs w:val="20"/>
-        </w:rPr>
-      </w:pPr>
-    </w:p>
-    <w:p>
-      <w:pPr>
-        <w:spacing w:before="200" w:after="100"/>
-        <w:jc w:val="both"/>
-        <w:rPr>
-          <w:i/>
-          <w:color w:val="000000"/>
-          <w:sz w:val="14"/>
-          <w:szCs w:val="20"/>
-        </w:rPr>
-      </w:pPr>
-    </w:p>
-    <w:p>
-      <w:pPr>
-        <w:spacing w:before="200" w:after="100"/>
-        <w:jc w:val="both"/>
-        <w:rPr>
-          <w:i/>
-          <w:color w:val="000000"/>
-          <w:sz w:val="14"/>
-          <w:szCs w:val="20"/>
-        </w:rPr>
-      </w:pPr>
-    </w:p>
-    <w:p>
-      <w:pPr>
-        <w:spacing w:before="200" w:after="100"/>
-        <w:jc w:val="both"/>
-        <w:rPr>
-          <w:i/>
-          <w:color w:val="000000"/>
-          <w:sz w:val="14"/>
-          <w:szCs w:val="20"/>
-        </w:rPr>
-      </w:pPr>
-    </w:p>
-    <w:p>
-      <w:pPr>
-        <w:spacing w:before="200" w:after="100"/>
-        <w:jc w:val="both"/>
-        <w:rPr>
-          <w:i/>
-          <w:color w:val="000000"/>
-          <w:sz w:val="14"/>
-          <w:szCs w:val="20"/>
-        </w:rPr>
-      </w:pPr>
-    </w:p>
-    <w:p>
-      <w:pPr>
-        <w:spacing w:before="200" w:after="100"/>
-        <w:jc w:val="both"/>
-        <w:rPr>
-          <w:i/>
-          <w:color w:val="000000"/>
-          <w:sz w:val="14"/>
-          <w:szCs w:val="20"/>
-        </w:rPr>
-      </w:pPr>
-    </w:p>
-    <w:p>
-      <w:pPr>
-        <w:spacing w:before="200" w:after="100"/>
-        <w:jc w:val="both"/>
-        <w:rPr>
           <w:b/>
           <w:color w:val="215E99"/>
           <w:sz w:val="22"/>
@@ -13852,7 +13878,23 @@
           <w:sz w:val="20"/>
           <w:szCs w:val="20"/>
         </w:rPr>
-        <w:t>interface GigabitEthernet 0/0</w:t>
+        <w:t xml:space="preserve">interface </w:t>
+      </w:r>
+      <w:r>
+        <w:rPr>
+          <w:color w:val="000000"/>
+          <w:sz w:val="20"/>
+          <w:szCs w:val="20"/>
+        </w:rPr>
+        <w:t>Fast</w:t>
+      </w:r>
+      <w:r>
+        <w:rPr>
+          <w:color w:val="000000"/>
+          <w:sz w:val="20"/>
+          <w:szCs w:val="20"/>
+        </w:rPr>
+        <w:t>Ethernet 0/0</w:t>
       </w:r>
     </w:p>
     <w:p>
@@ -13892,20 +13934,17 @@
           <w:szCs w:val="20"/>
           <w:lang w:val="en-US"/>
         </w:rPr>
-        <w:t>interface GigabitEthernet 0/0.70</w:t>
-      </w:r>
-    </w:p>
-    <w:p>
-      <w:pPr>
-        <w:spacing w:before="200" w:after="100"/>
-        <w:jc w:val="both"/>
+        <w:t xml:space="preserve">interface </w:t>
+      </w:r>
+      <w:r>
         <w:rPr>
           <w:color w:val="000000"/>
           <w:sz w:val="20"/>
           <w:szCs w:val="20"/>
           <w:lang w:val="en-US"/>
         </w:rPr>
-      </w:pPr>
+        <w:t>Fast</w:t>
+      </w:r>
       <w:r>
         <w:rPr>
           <w:color w:val="000000"/>
@@ -13913,7 +13952,7 @@
           <w:szCs w:val="20"/>
           <w:lang w:val="en-US"/>
         </w:rPr>
-        <w:t xml:space="preserve"> description Gateway VLAN 70 - Quiosque</w:t>
+        <w:t>Ethernet 0/0.70</w:t>
       </w:r>
     </w:p>
     <w:p>
@@ -13934,7 +13973,7 @@
           <w:szCs w:val="20"/>
           <w:lang w:val="en-US"/>
         </w:rPr>
-        <w:t xml:space="preserve"> encapsulation dot1Q 70</w:t>
+        <w:t xml:space="preserve"> description Gateway VLAN 70 - Quiosque</w:t>
       </w:r>
     </w:p>
     <w:p>
@@ -13955,7 +13994,7 @@
           <w:szCs w:val="20"/>
           <w:lang w:val="en-US"/>
         </w:rPr>
-        <w:t xml:space="preserve"> ip address 10.99.9.1 255.255.255.192</w:t>
+        <w:t xml:space="preserve"> encapsulation dot1Q 70</w:t>
       </w:r>
     </w:p>
     <w:p>
@@ -13976,7 +14015,46 @@
           <w:szCs w:val="20"/>
           <w:lang w:val="en-US"/>
         </w:rPr>
-        <w:t>interface GigabitEthernet 0/0.160</w:t>
+        <w:t xml:space="preserve"> ip address 10.99.9.1 255.255.255.192</w:t>
+      </w:r>
+    </w:p>
+    <w:p>
+      <w:pPr>
+        <w:spacing w:before="200" w:after="100"/>
+        <w:jc w:val="both"/>
+        <w:rPr>
+          <w:color w:val="000000"/>
+          <w:sz w:val="20"/>
+          <w:szCs w:val="20"/>
+          <w:lang w:val="en-US"/>
+        </w:rPr>
+      </w:pPr>
+      <w:r>
+        <w:rPr>
+          <w:color w:val="000000"/>
+          <w:sz w:val="20"/>
+          <w:szCs w:val="20"/>
+          <w:lang w:val="en-US"/>
+        </w:rPr>
+        <w:t xml:space="preserve">interface </w:t>
+      </w:r>
+      <w:r>
+        <w:rPr>
+          <w:color w:val="000000"/>
+          <w:sz w:val="20"/>
+          <w:szCs w:val="20"/>
+          <w:lang w:val="en-US"/>
+        </w:rPr>
+        <w:t>Fast</w:t>
+      </w:r>
+      <w:r>
+        <w:rPr>
+          <w:color w:val="000000"/>
+          <w:sz w:val="20"/>
+          <w:szCs w:val="20"/>
+          <w:lang w:val="en-US"/>
+        </w:rPr>
+        <w:t>Ethernet 0/0.160</w:t>
       </w:r>
     </w:p>
     <w:p>
@@ -14210,13 +14288,9 @@
           <w:szCs w:val="20"/>
           <w:lang w:val="en-US"/>
         </w:rPr>
-        <w:t>interface GigabitEthernet 0/0</w:t>
-      </w:r>
-    </w:p>
-    <w:p>
-      <w:pPr>
-        <w:spacing w:before="200" w:after="100"/>
-        <w:jc w:val="both"/>
+        <w:t xml:space="preserve">interface </w:t>
+      </w:r>
+      <w:r>
         <w:rPr>
           <w:i/>
           <w:color w:val="000000"/>
@@ -14224,7 +14298,8 @@
           <w:szCs w:val="20"/>
           <w:lang w:val="en-US"/>
         </w:rPr>
-      </w:pPr>
+        <w:t>Fast</w:t>
+      </w:r>
       <w:r>
         <w:rPr>
           <w:i/>
@@ -14233,7 +14308,7 @@
           <w:szCs w:val="20"/>
           <w:lang w:val="en-US"/>
         </w:rPr>
-        <w:t xml:space="preserve"> no shutdown</w:t>
+        <w:t>Ethernet 0/0</w:t>
       </w:r>
     </w:p>
     <w:p>
@@ -14256,7 +14331,7 @@
           <w:szCs w:val="20"/>
           <w:lang w:val="en-US"/>
         </w:rPr>
-        <w:t>interface GigabitEthernet 0/0.30</w:t>
+        <w:t xml:space="preserve"> no shutdown</w:t>
       </w:r>
     </w:p>
     <w:p>
@@ -14279,13 +14354,9 @@
           <w:szCs w:val="20"/>
           <w:lang w:val="en-US"/>
         </w:rPr>
-        <w:t xml:space="preserve"> description Gateway VLAN 30 - Guest</w:t>
-      </w:r>
-    </w:p>
-    <w:p>
-      <w:pPr>
-        <w:spacing w:before="200" w:after="100"/>
-        <w:jc w:val="both"/>
+        <w:t xml:space="preserve">interface </w:t>
+      </w:r>
+      <w:r>
         <w:rPr>
           <w:i/>
           <w:color w:val="000000"/>
@@ -14293,7 +14364,8 @@
           <w:szCs w:val="20"/>
           <w:lang w:val="en-US"/>
         </w:rPr>
-      </w:pPr>
+        <w:t>Fast</w:t>
+      </w:r>
       <w:r>
         <w:rPr>
           <w:i/>
@@ -14302,7 +14374,7 @@
           <w:szCs w:val="20"/>
           <w:lang w:val="en-US"/>
         </w:rPr>
-        <w:t xml:space="preserve"> encapsulation dot1Q 30</w:t>
+        <w:t>Ethernet 0/0.30</w:t>
       </w:r>
     </w:p>
     <w:p>
@@ -14325,7 +14397,7 @@
           <w:szCs w:val="20"/>
           <w:lang w:val="en-US"/>
         </w:rPr>
-        <w:t xml:space="preserve"> ip address 10.30.9.1 255.255.255.192</w:t>
+        <w:t xml:space="preserve"> description Gateway VLAN 30 - Guest</w:t>
       </w:r>
     </w:p>
     <w:p>
@@ -14348,7 +14420,7 @@
           <w:szCs w:val="20"/>
           <w:lang w:val="en-US"/>
         </w:rPr>
-        <w:t>interface GigabitEthernet 0/0.500</w:t>
+        <w:t xml:space="preserve"> encapsulation dot1Q 30</w:t>
       </w:r>
     </w:p>
     <w:p>
@@ -14371,21 +14443,13 @@
           <w:szCs w:val="20"/>
           <w:lang w:val="en-US"/>
         </w:rPr>
-        <w:t xml:space="preserve"> description Gateway VLAN 500 - Management</w:t>
+        <w:t xml:space="preserve"> ip address 10.30.9.1 255.255.255.192</w:t>
       </w:r>
     </w:p>
     <w:p>
       <w:pPr>
         <w:spacing w:before="200" w:after="100"/>
         <w:jc w:val="both"/>
-        <w:rPr>
-          <w:i/>
-          <w:color w:val="000000"/>
-          <w:sz w:val="20"/>
-          <w:szCs w:val="20"/>
-        </w:rPr>
-      </w:pPr>
-      <w:r>
         <w:rPr>
           <w:i/>
           <w:color w:val="000000"/>
@@ -14393,35 +14457,109 @@
           <w:szCs w:val="20"/>
           <w:lang w:val="en-US"/>
         </w:rPr>
-        <w:t xml:space="preserve"> </w:t>
-      </w:r>
+      </w:pPr>
       <w:r>
         <w:rPr>
           <w:i/>
           <w:color w:val="000000"/>
           <w:sz w:val="20"/>
           <w:szCs w:val="20"/>
-        </w:rPr>
-        <w:t>encapsulation dot1Q 500</w:t>
-      </w:r>
-    </w:p>
-    <w:p>
-      <w:pPr>
-        <w:spacing w:before="200" w:after="100"/>
-        <w:jc w:val="both"/>
+          <w:lang w:val="en-US"/>
+        </w:rPr>
+        <w:t xml:space="preserve">interface </w:t>
+      </w:r>
+      <w:r>
         <w:rPr>
           <w:i/>
           <w:color w:val="000000"/>
           <w:sz w:val="20"/>
           <w:szCs w:val="20"/>
-        </w:rPr>
-      </w:pPr>
+          <w:lang w:val="en-US"/>
+        </w:rPr>
+        <w:t>Fast</w:t>
+      </w:r>
       <w:r>
         <w:rPr>
           <w:i/>
           <w:color w:val="000000"/>
           <w:sz w:val="20"/>
           <w:szCs w:val="20"/>
+          <w:lang w:val="en-US"/>
+        </w:rPr>
+        <w:t>Ethernet 0/0.500</w:t>
+      </w:r>
+    </w:p>
+    <w:p>
+      <w:pPr>
+        <w:spacing w:before="200" w:after="100"/>
+        <w:jc w:val="both"/>
+        <w:rPr>
+          <w:i/>
+          <w:color w:val="000000"/>
+          <w:sz w:val="20"/>
+          <w:szCs w:val="20"/>
+          <w:lang w:val="en-US"/>
+        </w:rPr>
+      </w:pPr>
+      <w:r>
+        <w:rPr>
+          <w:i/>
+          <w:color w:val="000000"/>
+          <w:sz w:val="20"/>
+          <w:szCs w:val="20"/>
+          <w:lang w:val="en-US"/>
+        </w:rPr>
+        <w:t xml:space="preserve"> description Gateway VLAN 500 - Management</w:t>
+      </w:r>
+    </w:p>
+    <w:p>
+      <w:pPr>
+        <w:spacing w:before="200" w:after="100"/>
+        <w:jc w:val="both"/>
+        <w:rPr>
+          <w:i/>
+          <w:color w:val="000000"/>
+          <w:sz w:val="20"/>
+          <w:szCs w:val="20"/>
+        </w:rPr>
+      </w:pPr>
+      <w:r>
+        <w:rPr>
+          <w:i/>
+          <w:color w:val="000000"/>
+          <w:sz w:val="20"/>
+          <w:szCs w:val="20"/>
+          <w:lang w:val="en-US"/>
+        </w:rPr>
+        <w:t xml:space="preserve"> </w:t>
+      </w:r>
+      <w:r>
+        <w:rPr>
+          <w:i/>
+          <w:color w:val="000000"/>
+          <w:sz w:val="20"/>
+          <w:szCs w:val="20"/>
+        </w:rPr>
+        <w:t>encapsulation dot1Q 500</w:t>
+      </w:r>
+    </w:p>
+    <w:p>
+      <w:pPr>
+        <w:spacing w:before="200" w:after="100"/>
+        <w:jc w:val="both"/>
+        <w:rPr>
+          <w:i/>
+          <w:color w:val="000000"/>
+          <w:sz w:val="20"/>
+          <w:szCs w:val="20"/>
+        </w:rPr>
+      </w:pPr>
+      <w:r>
+        <w:rPr>
+          <w:i/>
+          <w:color w:val="000000"/>
+          <w:sz w:val="20"/>
+          <w:szCs w:val="20"/>
         </w:rPr>
         <w:t xml:space="preserve"> ip address 10.30.9.65 255.255.255.192</w:t>
       </w:r>
@@ -14558,7 +14696,23 @@
           <w:sz w:val="22"/>
           <w:szCs w:val="22"/>
         </w:rPr>
-        <w:t>No polo de Aveiro, o servidor foi configurado para distribuir endereços às seguintes redes:</w:t>
+        <w:t xml:space="preserve">No </w:t>
+      </w:r>
+      <w:r>
+        <w:rPr>
+          <w:bCs/>
+          <w:sz w:val="22"/>
+          <w:szCs w:val="22"/>
+        </w:rPr>
+        <w:t>lado</w:t>
+      </w:r>
+      <w:r>
+        <w:rPr>
+          <w:bCs/>
+          <w:sz w:val="22"/>
+          <w:szCs w:val="22"/>
+        </w:rPr>
+        <w:t xml:space="preserve"> de Aveiro, o servidor foi configurado para distribuir endereços às seguintes redes:</w:t>
       </w:r>
     </w:p>
     <w:p>
@@ -14620,7 +14774,7 @@
           <w:noProof/>
         </w:rPr>
         <w:drawing>
-          <wp:anchor distT="0" distB="0" distL="114300" distR="114300" simplePos="0" relativeHeight="251661312" behindDoc="0" locked="0" layoutInCell="1" allowOverlap="1" wp14:anchorId="22672AEB" wp14:editId="49C4888C">
+          <wp:anchor distT="0" distB="0" distL="114300" distR="114300" simplePos="0" relativeHeight="251661312" behindDoc="0" locked="0" layoutInCell="1" allowOverlap="1" wp14:anchorId="22672AEB" wp14:editId="122B67EE">
             <wp:simplePos x="0" y="0"/>
             <wp:positionH relativeFrom="margin">
               <wp:align>center</wp:align>
@@ -14786,7 +14940,39 @@
           <w:sz w:val="22"/>
           <w:szCs w:val="22"/>
         </w:rPr>
-        <w:t>No polo da Covilhã, a configuração foi adaptada à topologia local para servir as seguintes redes:</w:t>
+        <w:t xml:space="preserve">No </w:t>
+      </w:r>
+      <w:r>
+        <w:rPr>
+          <w:bCs/>
+          <w:sz w:val="22"/>
+          <w:szCs w:val="22"/>
+        </w:rPr>
+        <w:t>lado</w:t>
+      </w:r>
+      <w:r>
+        <w:rPr>
+          <w:bCs/>
+          <w:sz w:val="22"/>
+          <w:szCs w:val="22"/>
+        </w:rPr>
+        <w:t xml:space="preserve"> d</w:t>
+      </w:r>
+      <w:r>
+        <w:rPr>
+          <w:bCs/>
+          <w:sz w:val="22"/>
+          <w:szCs w:val="22"/>
+        </w:rPr>
+        <w:t>e</w:t>
+      </w:r>
+      <w:r>
+        <w:rPr>
+          <w:bCs/>
+          <w:sz w:val="22"/>
+          <w:szCs w:val="22"/>
+        </w:rPr>
+        <w:t xml:space="preserve"> Covilhã, a configuração foi adaptada à topologia local para servir as seguintes redes:</w:t>
       </w:r>
     </w:p>
     <w:p>
@@ -15182,72 +15368,39 @@
           <w:sz w:val="22"/>
         </w:rPr>
       </w:pPr>
-    </w:p>
-    <w:p>
-      <w:pPr>
-        <w:spacing w:before="200" w:after="100"/>
-        <w:jc w:val="both"/>
+      <w:r>
         <w:rPr>
           <w:b/>
           <w:i/>
           <w:sz w:val="22"/>
         </w:rPr>
-      </w:pPr>
+        <w:t>2. Ativação do Serviço HTTP (AVR-WEB)</w:t>
+      </w:r>
     </w:p>
     <w:p>
       <w:pPr>
         <w:spacing w:before="200" w:after="100"/>
         <w:jc w:val="both"/>
         <w:rPr>
-          <w:b/>
           <w:i/>
           <w:sz w:val="22"/>
         </w:rPr>
       </w:pPr>
       <w:r>
         <w:rPr>
-          <w:b/>
           <w:i/>
           <w:sz w:val="22"/>
         </w:rPr>
-        <w:t>2. Ativação do Serviço HTTP (AVR-WEB)</w:t>
-      </w:r>
-    </w:p>
-    <w:p>
-      <w:pPr>
-        <w:spacing w:before="200" w:after="100"/>
-        <w:jc w:val="both"/>
-        <w:rPr>
-          <w:i/>
-          <w:sz w:val="22"/>
-        </w:rPr>
-      </w:pPr>
-      <w:r>
-        <w:rPr>
-          <w:i/>
-          <w:sz w:val="22"/>
-        </w:rPr>
-        <w:t xml:space="preserve">No servidor AVR-WEB, acedeu-se ao módulo de serviços aplicacionais (Services &gt; HTTP) para garantir que os daemons HTTP e HTTPS se encontravam ativos (On). De seguida, procedeu-se à reescrita do ficheiro raiz index.html, inserindo um código HTML personalizado e centrado na identificação da unidade curricular, do ano letivo 2025/2026 e da constituição formal do Grupo 9 (PL2) </w:t>
-      </w:r>
-    </w:p>
-    <w:p>
-      <w:pPr>
-        <w:spacing w:before="200" w:after="100"/>
-        <w:jc w:val="both"/>
-        <w:rPr>
-          <w:i/>
-          <w:sz w:val="22"/>
-        </w:rPr>
-      </w:pPr>
+        <w:t>No servidor AVR-WEB, acedeu-se ao módulo de serviços aplicacionais (Services &gt; HTTP) para garantir que os daemons HTTP e HTTPS se encontravam ativos (On). De seguida, procedeu-se à reescrita do ficheiro raiz index.html, inserindo um código HTML personalizado e centrado na identificação da unidade curricular, do ano letivo 2025/2026 e da constituição formal do Grupo 9 (PL2</w:t>
+      </w:r>
       <w:r>
         <w:rPr>
           <w:i/>
           <w:noProof/>
           <w:sz w:val="22"/>
         </w:rPr>
-        <w:lastRenderedPageBreak/>
         <w:drawing>
-          <wp:inline distT="0" distB="0" distL="0" distR="0" wp14:anchorId="3A322386" wp14:editId="2C30088B">
+          <wp:inline distT="0" distB="0" distL="0" distR="0" wp14:anchorId="3A322386" wp14:editId="5FB732F9">
             <wp:extent cx="6195060" cy="1385570"/>
             <wp:effectExtent l="0" t="0" r="0" b="5080"/>
             <wp:docPr id="2030355210" name="Imagem 3"/>
@@ -15312,6 +15465,7 @@
           <w:i/>
           <w:sz w:val="22"/>
         </w:rPr>
+        <w:lastRenderedPageBreak/>
         <w:t>3. Mapeamento de Nomes no Servidor DNS (AVR-DNS)</w:t>
       </w:r>
     </w:p>
@@ -15442,7 +15596,7 @@
           <w:sz w:val="22"/>
         </w:rPr>
         <w:drawing>
-          <wp:inline distT="0" distB="0" distL="0" distR="0" wp14:anchorId="56F50145" wp14:editId="60E78040">
+          <wp:inline distT="0" distB="0" distL="0" distR="0" wp14:anchorId="56F50145" wp14:editId="18A3D1E0">
             <wp:extent cx="6316980" cy="1621155"/>
             <wp:effectExtent l="0" t="0" r="7620" b="0"/>
             <wp:docPr id="1189285225" name="Imagem 4"/>
@@ -15628,39 +15782,59 @@
       <w:bookmarkStart w:id="12" w:name="_5.5._Configuração_VLANs"/>
       <w:bookmarkEnd w:id="12"/>
       <w:r>
+        <w:t>5.5. Configuração VLANs e Trunk</w:t>
+      </w:r>
+    </w:p>
+    <w:p>
+      <w:pPr>
+        <w:spacing w:before="200" w:after="100"/>
+        <w:jc w:val="both"/>
+        <w:rPr>
+          <w:sz w:val="22"/>
+        </w:rPr>
+      </w:pPr>
+      <w:r>
+        <w:rPr>
+          <w:sz w:val="22"/>
+        </w:rPr>
+        <w:t>A administração segura e centralizada dos ativos de comutação da Camada 2 (Switches) impõe a sua alocação lógica a uma rede de gestão isolada do tráfego de produção. Para o efeito, implementou-se a VLAN 500 (Management) em todos os comutadores da infraestrutura.</w:t>
+      </w:r>
+    </w:p>
+    <w:p>
+      <w:pPr>
+        <w:spacing w:before="200" w:after="100"/>
+        <w:jc w:val="both"/>
+        <w:rPr>
+          <w:b/>
+          <w:sz w:val="22"/>
+        </w:rPr>
+      </w:pPr>
+    </w:p>
+    <w:p>
+      <w:pPr>
+        <w:spacing w:before="200" w:after="100"/>
+        <w:jc w:val="both"/>
+        <w:rPr>
+          <w:b/>
+          <w:sz w:val="22"/>
+        </w:rPr>
+      </w:pPr>
+    </w:p>
+    <w:p>
+      <w:pPr>
+        <w:spacing w:before="200" w:after="100"/>
+        <w:jc w:val="both"/>
+        <w:rPr>
+          <w:b/>
+          <w:sz w:val="22"/>
+        </w:rPr>
+      </w:pPr>
+      <w:r>
+        <w:rPr>
+          <w:b/>
+          <w:sz w:val="22"/>
+        </w:rPr>
         <w:lastRenderedPageBreak/>
-        <w:t>5.5. Configuração VLANs e Trunk</w:t>
-      </w:r>
-    </w:p>
-    <w:p>
-      <w:pPr>
-        <w:spacing w:before="200" w:after="100"/>
-        <w:jc w:val="both"/>
-        <w:rPr>
-          <w:sz w:val="22"/>
-        </w:rPr>
-      </w:pPr>
-      <w:r>
-        <w:rPr>
-          <w:sz w:val="22"/>
-        </w:rPr>
-        <w:t>A administração segura e centralizada dos ativos de comutação da Camada 2 (Switches) impõe a sua alocação lógica a uma rede de gestão isolada do tráfego de produção. Para o efeito, implementou-se a VLAN 500 (Management) em todos os comutadores da infraestrutura.</w:t>
-      </w:r>
-    </w:p>
-    <w:p>
-      <w:pPr>
-        <w:spacing w:before="200" w:after="100"/>
-        <w:jc w:val="both"/>
-        <w:rPr>
-          <w:b/>
-          <w:sz w:val="22"/>
-        </w:rPr>
-      </w:pPr>
-      <w:r>
-        <w:rPr>
-          <w:b/>
-          <w:sz w:val="22"/>
-        </w:rPr>
         <w:t>1. Estrutura de Endereçamento de Gestão</w:t>
       </w:r>
     </w:p>
@@ -16036,6 +16210,12 @@
           <w:sz w:val="22"/>
         </w:rPr>
       </w:pPr>
+      <w:r>
+        <w:rPr>
+          <w:sz w:val="22"/>
+        </w:rPr>
+        <w:t>Aceder à SVI, configurar a respetiva descrição técnica, alocar o primeiro IP de gestão da Covilhã (10.30.9.66) e forçar a ativação lógica da interface (no shutdown).</w:t>
+      </w:r>
     </w:p>
     <w:p>
       <w:pPr>
@@ -16045,15 +16225,29 @@
           <w:sz w:val="22"/>
         </w:rPr>
       </w:pPr>
+      <w:r>
+        <w:rPr>
+          <w:sz w:val="22"/>
+        </w:rPr>
+        <w:t>Fornecer ao comutador a rota de saída global, estabelecendo o Gateway de Camada 2 (ip default-gateway 10.30.9.65). Esta instrução é o pilar fundamental para garantir que o switch consegue exportar pacotes de resposta (como Echo Replies de ICMP ou tráfego SSH) destinados a sub-redes remotas de administração.</w:t>
+      </w:r>
     </w:p>
     <w:p>
       <w:pPr>
         <w:spacing w:before="200" w:after="100"/>
         <w:jc w:val="both"/>
         <w:rPr>
-          <w:sz w:val="22"/>
-        </w:rPr>
-      </w:pPr>
+          <w:b/>
+          <w:sz w:val="22"/>
+        </w:rPr>
+      </w:pPr>
+      <w:r>
+        <w:rPr>
+          <w:b/>
+          <w:sz w:val="22"/>
+        </w:rPr>
+        <w:t>3. Métodos de Verificação e Validação</w:t>
+      </w:r>
     </w:p>
     <w:p>
       <w:pPr>
@@ -16063,6 +16257,12 @@
           <w:sz w:val="22"/>
         </w:rPr>
       </w:pPr>
+      <w:r>
+        <w:rPr>
+          <w:sz w:val="22"/>
+        </w:rPr>
+        <w:t>O controlo de qualidade e auditoria das configurações inseridas nos comutadores foi atestado com recurso a duas abordagens complementares de verificação no Cisco Packet Tracer:</w:t>
+      </w:r>
     </w:p>
     <w:p>
       <w:pPr>
@@ -16074,79 +16274,17 @@
       </w:pPr>
       <w:r>
         <w:rPr>
+          <w:b/>
           <w:sz w:val="22"/>
         </w:rPr>
         <w:lastRenderedPageBreak/>
-        <w:t>Aceder à SVI, configurar a respetiva descrição técnica, alocar o primeiro IP de gestão da Covilhã (10.30.9.66) e forçar a ativação lógica da interface (no shutdown).</w:t>
-      </w:r>
-    </w:p>
-    <w:p>
-      <w:pPr>
-        <w:spacing w:before="200" w:after="100"/>
-        <w:jc w:val="both"/>
-        <w:rPr>
-          <w:sz w:val="22"/>
-        </w:rPr>
-      </w:pPr>
-      <w:r>
-        <w:rPr>
-          <w:sz w:val="22"/>
-        </w:rPr>
-        <w:t>Fornecer ao comutador a rota de saída global, estabelecendo o Gateway de Camada 2 (ip default-gateway 10.30.9.65). Esta instrução é o pilar fundamental para garantir que o switch consegue exportar pacotes de resposta (como Echo Replies de ICMP ou tráfego SSH) destinados a sub-redes remotas de administração.</w:t>
-      </w:r>
-    </w:p>
-    <w:p>
-      <w:pPr>
-        <w:spacing w:before="200" w:after="100"/>
-        <w:jc w:val="both"/>
-        <w:rPr>
-          <w:b/>
-          <w:sz w:val="22"/>
-        </w:rPr>
-      </w:pPr>
-      <w:r>
-        <w:rPr>
-          <w:b/>
-          <w:sz w:val="22"/>
-        </w:rPr>
-        <w:t>3. Métodos de Verificação e Validação</w:t>
-      </w:r>
-    </w:p>
-    <w:p>
-      <w:pPr>
-        <w:spacing w:before="200" w:after="100"/>
-        <w:jc w:val="both"/>
-        <w:rPr>
-          <w:sz w:val="22"/>
-        </w:rPr>
-      </w:pPr>
-      <w:r>
-        <w:rPr>
-          <w:sz w:val="22"/>
-        </w:rPr>
-        <w:t>O controlo de qualidade e auditoria das configurações inseridas nos comutadores foi atestado com recurso a duas abordagens complementares de verificação no Cisco Packet Tracer:</w:t>
-      </w:r>
-    </w:p>
-    <w:p>
-      <w:pPr>
-        <w:spacing w:before="200" w:after="100"/>
-        <w:jc w:val="both"/>
-        <w:rPr>
-          <w:sz w:val="22"/>
-        </w:rPr>
-      </w:pPr>
-      <w:r>
-        <w:rPr>
-          <w:b/>
-          <w:sz w:val="22"/>
-        </w:rPr>
         <w:t>Auditoria de Estado Rápido (GUI)</w:t>
       </w:r>
       <w:r>
         <w:rPr>
           <w:sz w:val="22"/>
         </w:rPr>
-        <w:t xml:space="preserve">: O posicionamento estacionário do cursor sobre o ativo na topologia lógica despoleta a grelha de estado sumário do dispositivo. Tal como documentado para o CVL-S1, valida-se inequivocamente a presença da interface virtual Vlan500 transitada para o estado operacional Up, ostentando o prefixo correto 10.30.9.66/26 </w:t>
+        <w:t xml:space="preserve">: O posicionamento do cursor sobre o ativo na topologia lógica despoleta a grelha de estado sumário do dispositivo. Tal como documentado para o CVL-S1, valida-se inequivocamente a presença da interface virtual Vlan500 transitada para o estado operacional Up, ostentando o prefixo correto 10.30.9.66/26 </w:t>
       </w:r>
     </w:p>
     <w:p>
@@ -16479,8 +16617,13 @@
       </w:pPr>
       <w:bookmarkStart w:id="13" w:name="_5.6._Agregação_de"/>
       <w:bookmarkEnd w:id="13"/>
-      <w:r>
-        <w:lastRenderedPageBreak/>
+    </w:p>
+    <w:p>
+      <w:pPr>
+        <w:pStyle w:val="Ttulo2"/>
+        <w:jc w:val="both"/>
+      </w:pPr>
+      <w:r>
         <w:t>5.6. Agregação de Links (LaCP)</w:t>
       </w:r>
     </w:p>
@@ -16528,6 +16671,7 @@
           <w:sz w:val="20"/>
           <w:szCs w:val="18"/>
         </w:rPr>
+        <w:lastRenderedPageBreak/>
         <w:drawing>
           <wp:inline distT="0" distB="0" distL="0" distR="0" wp14:anchorId="2EC9EE2F" wp14:editId="69938E8B">
             <wp:extent cx="6179820" cy="2409825"/>
@@ -16660,16 +16804,9 @@
         <w:pStyle w:val="Ttulo2"/>
         <w:jc w:val="both"/>
       </w:pPr>
-    </w:p>
-    <w:p>
-      <w:pPr>
-        <w:pStyle w:val="Ttulo2"/>
-        <w:jc w:val="both"/>
-      </w:pPr>
       <w:bookmarkStart w:id="15" w:name="_5.8._NAT_Overload"/>
       <w:bookmarkEnd w:id="15"/>
       <w:r>
-        <w:lastRenderedPageBreak/>
         <w:t>5.8. NAT Overload</w:t>
       </w:r>
     </w:p>
@@ -16709,6 +16846,7 @@
           <w:sz w:val="22"/>
           <w:szCs w:val="22"/>
         </w:rPr>
+        <w:lastRenderedPageBreak/>
         <w:drawing>
           <wp:inline distT="0" distB="0" distL="0" distR="0" wp14:anchorId="30FDFD55" wp14:editId="299D74D3">
             <wp:extent cx="6285865" cy="731520"/>
@@ -16768,6 +16906,8 @@
         <w:pStyle w:val="Ttulo1"/>
         <w:jc w:val="both"/>
       </w:pPr>
+      <w:bookmarkStart w:id="16" w:name="_EXTRAS_:SERVIDOR_FTP"/>
+      <w:bookmarkEnd w:id="16"/>
       <w:r>
         <w:t xml:space="preserve"> EXTRAS :</w:t>
       </w:r>
@@ -16869,8 +17009,8 @@
         </w:rPr>
         <w:t>O PC ANTONIO SIGMA foi adicionado como estação de trabalho dedicada ao administrador de rede, com IP estático 10.99.9.185 na VLAN 500 (Management). O IP fixo garante um endereço previsível e imutável para acesso remoto SSH a todos os equipamentos, sem risco de alteração por DHCP. A integração na VLAN de gestão assegura que as operações administrativas estão isoladas do tráfego de produção.</w:t>
       </w:r>
-      <w:bookmarkStart w:id="16" w:name="_4._Conclusão"/>
-      <w:bookmarkEnd w:id="16"/>
+      <w:bookmarkStart w:id="17" w:name="_4._Conclusão"/>
+      <w:bookmarkEnd w:id="17"/>
     </w:p>
     <w:p>
       <w:pPr>
@@ -16883,72 +17023,71 @@
     </w:p>
     <w:p>
       <w:pPr>
-        <w:spacing w:before="100" w:after="100"/>
-        <w:jc w:val="both"/>
-      </w:pPr>
-      <w:r>
-        <w:rPr>
+        <w:pStyle w:val="Ttulo1"/>
+        <w:jc w:val="both"/>
+        <w:rPr>
+          <w:b w:val="0"/>
+          <w:bCs w:val="0"/>
           <w:color w:val="000000"/>
-        </w:rPr>
-        <w:t>A primeira fase do projeto prático foi concluída com sucesso. Conseguimos planear e dimensionar o endereçamento IP para as duas localizações Aveiro e Covilhã</w:t>
-      </w:r>
-      <w:r>
-        <w:rPr>
+          <w:sz w:val="22"/>
+          <w:szCs w:val="22"/>
+        </w:rPr>
+      </w:pPr>
+      <w:r>
+        <w:rPr>
+          <w:b w:val="0"/>
+          <w:bCs w:val="0"/>
           <w:color w:val="000000"/>
-        </w:rPr>
-        <w:t xml:space="preserve"> </w:t>
-      </w:r>
-      <w:r>
-        <w:rPr>
+          <w:sz w:val="22"/>
+          <w:szCs w:val="22"/>
+        </w:rPr>
+        <w:t>O projeto prático foi concluído com sucesso nas suas duas fases. Na primeira fase, foi planeado e dimensionado o endereçamento IP para Aveiro e Covilhã utilizando corretamente a técnica VLSM, respeitando os requisitos de hosts definidos no enunciado. Em Aveiro (10.99.9.0/24) foram criadas 6 sub-redes, utilizando 192 dos 256 endereços disponíveis. Em Covilhã (10.30.9.0/24) foram igualmente criadas 6 sub-redes, utilizando 224 dos 256 endereços.</w:t>
+      </w:r>
+    </w:p>
+    <w:p>
+      <w:pPr>
+        <w:pStyle w:val="Ttulo1"/>
+        <w:jc w:val="both"/>
+        <w:rPr>
+          <w:b w:val="0"/>
+          <w:bCs w:val="0"/>
           <w:color w:val="000000"/>
-        </w:rPr>
-        <w:t>utilizando corretamente a técnica VLSM, respeitando os requisitos de hosts definidos no enunciado e evitando o desperdício desnecessário de endereços.</w:t>
-      </w:r>
-    </w:p>
-    <w:p>
-      <w:pPr>
-        <w:spacing w:before="60" w:after="100"/>
-        <w:jc w:val="both"/>
-      </w:pPr>
-      <w:r>
-        <w:rPr>
+          <w:sz w:val="22"/>
+          <w:szCs w:val="22"/>
+        </w:rPr>
+      </w:pPr>
+      <w:r>
+        <w:rPr>
+          <w:b w:val="0"/>
+          <w:bCs w:val="0"/>
           <w:color w:val="000000"/>
-        </w:rPr>
-        <w:t>Em Aveiro (10.99.9.0/24) foram criadas 6 sub-redes, utilizando 192 dos 256 endereços disponíveis, ficando 64 endereços em reserva para expansão futura. Em Covilhã (10.30.9.0/24) foram igualmente criadas 6 sub-redes, utilizando 224 dos 256 endereços.</w:t>
-      </w:r>
-    </w:p>
-    <w:p>
-      <w:pPr>
-        <w:spacing w:before="60" w:after="100"/>
-        <w:jc w:val="both"/>
-      </w:pPr>
-      <w:r>
-        <w:rPr>
+          <w:sz w:val="22"/>
+          <w:szCs w:val="22"/>
+        </w:rPr>
+        <w:t>Na segunda fase, foram configurados com sucesso todos os equipamentos da infraestrutura — routers, switches e servidores — nas duas localizações. Foram implementados os serviços de DHCP, DNS, HTTP, NTP e SSH, bem como a segmentação por VLANs, o routing dinâmico com RIPv2, a agregação de links com LaCP e o acesso à Internet através de NAT Overload. Como extras, foram adicionados um servidor FTP de backup e uma estação de trabalho dedicada ao administrador com IP fixo.</w:t>
+      </w:r>
+    </w:p>
+    <w:p>
+      <w:pPr>
+        <w:pStyle w:val="Ttulo1"/>
+        <w:jc w:val="both"/>
+        <w:rPr>
+          <w:b w:val="0"/>
+          <w:bCs w:val="0"/>
           <w:color w:val="000000"/>
-        </w:rPr>
-        <w:t>As principais dificuldades encontradas prenderam-se com a ordenação correta das sub-redes por número de hosts e com a verificação de que os blocos atribuídos não se sobrepunham. Estas dificuldades foram ultrapassadas seguindo rigorosamente o algoritmo VLSM e validando cada sub-rede calculada.</w:t>
-      </w:r>
-    </w:p>
-    <w:p>
-      <w:pPr>
-        <w:spacing w:before="60" w:after="100"/>
-        <w:jc w:val="both"/>
-        <w:rPr>
+          <w:sz w:val="22"/>
+          <w:szCs w:val="22"/>
+        </w:rPr>
+      </w:pPr>
+      <w:r>
+        <w:rPr>
+          <w:b w:val="0"/>
+          <w:bCs w:val="0"/>
           <w:color w:val="000000"/>
-        </w:rPr>
-      </w:pPr>
-      <w:r>
-        <w:rPr>
-          <w:color w:val="000000"/>
-        </w:rPr>
-        <w:t xml:space="preserve">A topologia física foi igualmente construída no Packet Tracer, com todas as ligações entre os equipamentos representados na Figura 1 do enunciado. </w:t>
-      </w:r>
-      <w:r>
-        <w:rPr>
-          <w:color w:val="000000"/>
-        </w:rPr>
-        <w:br/>
-        <w:t>Logo estamos preparados para avançar para a segunda fase, que contemplará a configuração completa de todos os equipamentos de rede.</w:t>
+          <w:sz w:val="22"/>
+          <w:szCs w:val="22"/>
+        </w:rPr>
+        <w:t>As principais dificuldades encontradas prenderam-se com a configuração do ip helper-address para o DHCP inter-VLAN, a substituição da ACL Standard por uma Extended ACL no NAT para permitir a comunicação entre filiais, e a reativação de uma porta do switch indevidamente desligada durante a alínea n). Todos estes problemas foram identificados, analisados e resolvidos, contribuindo para uma compreensão mais aprofundada do funcionamento das redes de computadores.</w:t>
       </w:r>
     </w:p>
     <w:p>
@@ -16956,8 +17095,18 @@
         <w:pStyle w:val="Ttulo1"/>
         <w:jc w:val="both"/>
       </w:pPr>
-      <w:bookmarkStart w:id="17" w:name="_7._Anexos"/>
-      <w:bookmarkEnd w:id="17"/>
+    </w:p>
+    <w:p>
+      <w:pPr>
+        <w:pStyle w:val="Ttulo1"/>
+        <w:jc w:val="both"/>
+      </w:pPr>
+    </w:p>
+    <w:p>
+      <w:pPr>
+        <w:pStyle w:val="Ttulo1"/>
+        <w:jc w:val="both"/>
+      </w:pPr>
       <w:r>
         <w:lastRenderedPageBreak/>
         <w:t>7. Anexos</w:t>
